--- a/entrega/Resenha_Critica_FBI_Sentinel.docx
+++ b/entrega/Resenha_Critica_FBI_Sentinel.docx
@@ -1066,7 +1066,7 @@
             <w:color w:val="3559A8"/>
             <w:u w:val="single"/>
           </w:rPr>
-          <w:t>https://oig.justice.gov/archives/reports/FBI/a0740/findings.htm</w:t>
+          <w:t>https://oig.justice.gov/reports/sentinel-audit-iii-status-federal-bureau-investigations-case-management-system-redacted</w:t>
         </w:r>
       </w:hyperlink>
       <w:r>
